--- a/Coding 1 - year/Unit 3 - Conditionals/Daily Lesson Plans/Word/Day 49.docx
+++ b/Coding 1 - year/Unit 3 - Conditionals/Daily Lesson Plans/Word/Day 49.docx
@@ -50,12 +50,15 @@
               </w:rPr>
               <w:t xml:space="preserve">Coding I — Full Year</w:t>
             </w:r>
-          </w:p>
-          <w:p>
-            <w:pPr>
-              <w:spacing w:before="40"/>
-              <w:jc w:val="center"/>
-            </w:pPr>
+            <w:r>
+              <w:rPr>
+                <w:rFonts w:ascii="Arial" w:cs="Arial" w:eastAsia="Arial" w:hAnsi="Arial"/>
+                <w:sz w:val="16"/>
+                <w:szCs w:val="16"/>
+              </w:rPr>
+              <w:br/>
+              <w:t xml:space="preserve"/>
+            </w:r>
             <w:r>
               <w:rPr>
                 <w:rFonts w:ascii="Arial" w:cs="Arial" w:eastAsia="Arial" w:hAnsi="Arial"/>
@@ -83,7 +86,7 @@
           <w:rFonts w:ascii="Arial" w:cs="Arial" w:eastAsia="Arial" w:hAnsi="Arial"/>
           <w:b/>
           <w:bCs/>
-          <w:color w:val="1F3864"/>
+          <w:color w:val="2B5797"/>
           <w:sz w:val="32"/>
           <w:szCs w:val="32"/>
         </w:rPr>
@@ -261,9 +264,9 @@
               <w:right w:val="single" w:color="CCCCCC" w:sz="1"/>
             </w:tcBorders>
             <w:tcMar>
-              <w:top w:type="dxa" w:w="60"/>
+              <w:top w:type="dxa" w:w="80"/>
               <w:left w:type="dxa" w:w="120"/>
-              <w:bottom w:type="dxa" w:w="60"/>
+              <w:bottom w:type="dxa" w:w="80"/>
               <w:right w:type="dxa" w:w="120"/>
             </w:tcMar>
           </w:tcPr>
@@ -290,20 +293,213 @@
               <w:right w:val="single" w:color="CCCCCC" w:sz="1"/>
             </w:tcBorders>
             <w:tcMar>
-              <w:top w:type="dxa" w:w="60"/>
+              <w:top w:type="dxa" w:w="80"/>
               <w:left w:type="dxa" w:w="120"/>
-              <w:bottom w:type="dxa" w:w="60"/>
+              <w:bottom w:type="dxa" w:w="80"/>
               <w:right w:type="dxa" w:w="120"/>
             </w:tcMar>
           </w:tcPr>
           <w:p>
-            <w:r>
-              <w:rPr>
-                <w:rFonts w:ascii="Arial" w:cs="Arial" w:eastAsia="Arial" w:hAnsi="Arial"/>
-                <w:sz w:val="20"/>
-                <w:szCs w:val="20"/>
+            <w:pPr>
+              <w:spacing w:after="80" w:before="80"/>
+            </w:pPr>
+            <w:r>
+              <w:rPr>
+                <w:rFonts w:ascii="Arial" w:cs="Arial" w:eastAsia="Arial" w:hAnsi="Arial"/>
+                <w:b/>
+                <w:bCs/>
+                <w:i w:val="false"/>
+                <w:iCs w:val="false"/>
+                <w:color w:val="000000"/>
+                <w:sz w:val="22"/>
+                <w:szCs w:val="22"/>
               </w:rPr>
               <w:t xml:space="preserve">Bell Ringer / Review</w:t>
+            </w:r>
+            <w:r>
+              <w:rPr>
+                <w:rFonts w:ascii="Arial" w:cs="Arial" w:eastAsia="Arial" w:hAnsi="Arial"/>
+                <w:sz w:val="20"/>
+                <w:szCs w:val="20"/>
+              </w:rPr>
+              <w:br/>
+              <w:t xml:space="preserve"/>
+            </w:r>
+            <w:r>
+              <w:rPr>
+                <w:rFonts w:ascii="Arial" w:cs="Arial" w:eastAsia="Arial" w:hAnsi="Arial"/>
+                <w:sz w:val="20"/>
+                <w:szCs w:val="20"/>
+              </w:rPr>
+              <w:br/>
+              <w:t xml:space="preserve"/>
+            </w:r>
+            <w:r>
+              <w:rPr>
+                <w:rFonts w:ascii="Arial" w:cs="Arial" w:eastAsia="Arial" w:hAnsi="Arial"/>
+                <w:b/>
+                <w:bCs/>
+                <w:i w:val="false"/>
+                <w:iCs w:val="false"/>
+                <w:color w:val="000000"/>
+                <w:sz w:val="20"/>
+                <w:szCs w:val="20"/>
+              </w:rPr>
+              <w:t xml:space="preserve">Quick Write </w:t>
+            </w:r>
+            <w:r>
+              <w:rPr>
+                <w:rFonts w:ascii="Arial" w:cs="Arial" w:eastAsia="Arial" w:hAnsi="Arial"/>
+                <w:b w:val="false"/>
+                <w:bCs w:val="false"/>
+                <w:i w:val="false"/>
+                <w:iCs w:val="false"/>
+                <w:color w:val="000000"/>
+                <w:sz w:val="20"/>
+                <w:szCs w:val="20"/>
+              </w:rPr>
+              <w:t xml:space="preserve">(3 min — written or verbal):</w:t>
+            </w:r>
+            <w:r>
+              <w:rPr>
+                <w:rFonts w:ascii="Arial" w:cs="Arial" w:eastAsia="Arial" w:hAnsi="Arial"/>
+                <w:sz w:val="20"/>
+                <w:szCs w:val="20"/>
+              </w:rPr>
+              <w:br/>
+              <w:t xml:space="preserve"/>
+            </w:r>
+            <w:r>
+              <w:rPr>
+                <w:rFonts w:ascii="Arial" w:cs="Arial" w:eastAsia="Arial" w:hAnsi="Arial"/>
+                <w:b w:val="false"/>
+                <w:bCs w:val="false"/>
+                <w:i w:val="false"/>
+                <w:iCs w:val="false"/>
+                <w:color w:val="000000"/>
+                <w:sz w:val="20"/>
+                <w:szCs w:val="20"/>
+              </w:rPr>
+              <w:t xml:space="preserve">    What do you already know about how to use Boolean variables to track state and simplify complex conditions?</w:t>
+            </w:r>
+            <w:r>
+              <w:rPr>
+                <w:rFonts w:ascii="Arial" w:cs="Arial" w:eastAsia="Arial" w:hAnsi="Arial"/>
+                <w:sz w:val="20"/>
+                <w:szCs w:val="20"/>
+              </w:rPr>
+              <w:br/>
+              <w:t xml:space="preserve"/>
+            </w:r>
+            <w:r>
+              <w:rPr>
+                <w:rFonts w:ascii="Arial" w:cs="Arial" w:eastAsia="Arial" w:hAnsi="Arial"/>
+                <w:sz w:val="20"/>
+                <w:szCs w:val="20"/>
+              </w:rPr>
+              <w:br/>
+              <w:t xml:space="preserve"/>
+            </w:r>
+            <w:r>
+              <w:rPr>
+                <w:rFonts w:ascii="Arial" w:cs="Arial" w:eastAsia="Arial" w:hAnsi="Arial"/>
+                <w:b/>
+                <w:bCs/>
+                <w:i w:val="false"/>
+                <w:iCs w:val="false"/>
+                <w:color w:val="000000"/>
+                <w:sz w:val="20"/>
+                <w:szCs w:val="20"/>
+              </w:rPr>
+              <w:t xml:space="preserve">Vocabulary Preview — </w:t>
+            </w:r>
+            <w:r>
+              <w:rPr>
+                <w:rFonts w:ascii="Arial" w:cs="Arial" w:eastAsia="Arial" w:hAnsi="Arial"/>
+                <w:b w:val="false"/>
+                <w:bCs w:val="false"/>
+                <w:i w:val="false"/>
+                <w:iCs w:val="false"/>
+                <w:color w:val="000000"/>
+                <w:sz w:val="20"/>
+                <w:szCs w:val="20"/>
+              </w:rPr>
+              <w:t xml:space="preserve">terms we'll use today:</w:t>
+            </w:r>
+            <w:r>
+              <w:rPr>
+                <w:rFonts w:ascii="Arial" w:cs="Arial" w:eastAsia="Arial" w:hAnsi="Arial"/>
+                <w:sz w:val="20"/>
+                <w:szCs w:val="20"/>
+              </w:rPr>
+              <w:br/>
+              <w:t xml:space="preserve"/>
+            </w:r>
+            <w:r>
+              <w:rPr>
+                <w:rFonts w:ascii="Arial" w:cs="Arial" w:eastAsia="Arial" w:hAnsi="Arial"/>
+                <w:b w:val="false"/>
+                <w:bCs w:val="false"/>
+                <w:i w:val="false"/>
+                <w:iCs w:val="false"/>
+                <w:color w:val="000000"/>
+                <w:sz w:val="20"/>
+                <w:szCs w:val="20"/>
+              </w:rPr>
+              <w:t xml:space="preserve">    • flag variable   •   Benefits of flags   •   Common flag names</w:t>
+            </w:r>
+            <w:r>
+              <w:rPr>
+                <w:rFonts w:ascii="Arial" w:cs="Arial" w:eastAsia="Arial" w:hAnsi="Arial"/>
+                <w:sz w:val="20"/>
+                <w:szCs w:val="20"/>
+              </w:rPr>
+              <w:br/>
+              <w:t xml:space="preserve"/>
+            </w:r>
+            <w:r>
+              <w:rPr>
+                <w:rFonts w:ascii="Arial" w:cs="Arial" w:eastAsia="Arial" w:hAnsi="Arial"/>
+                <w:sz w:val="20"/>
+                <w:szCs w:val="20"/>
+              </w:rPr>
+              <w:br/>
+              <w:t xml:space="preserve"/>
+            </w:r>
+            <w:r>
+              <w:rPr>
+                <w:rFonts w:ascii="Arial" w:cs="Arial" w:eastAsia="Arial" w:hAnsi="Arial"/>
+                <w:b w:val="false"/>
+                <w:bCs w:val="false"/>
+                <w:i/>
+                <w:iCs/>
+                <w:color w:val="444444"/>
+                <w:sz w:val="20"/>
+                <w:szCs w:val="20"/>
+              </w:rPr>
+              <w:t xml:space="preserve">Today's Goal: By the end of class you will be able to use Boolean variables to track state and simplify complex conditions.</w:t>
+            </w:r>
+            <w:r>
+              <w:rPr>
+                <w:rFonts w:ascii="Arial" w:cs="Arial" w:eastAsia="Arial" w:hAnsi="Arial"/>
+                <w:sz w:val="20"/>
+                <w:szCs w:val="20"/>
+              </w:rPr>
+              <w:br/>
+              <w:t xml:space="preserve"/>
+            </w:r>
+            <w:r>
+              <w:rPr>
+                <w:rFonts w:ascii="Arial" w:cs="Arial" w:eastAsia="Arial" w:hAnsi="Arial"/>
+                <w:b w:val="false"/>
+                <w:bCs w:val="false"/>
+                <w:i/>
+                <w:iCs/>
+                <w:color w:val="555555"/>
+                <w:sz w:val="20"/>
+                <w:szCs w:val="20"/>
+              </w:rPr>
+              <w:t xml:space="preserve">→ Pair-share your response, then 2–3 students share with the class.</w:t>
             </w:r>
           </w:p>
         </w:tc>
@@ -319,9 +515,9 @@
               <w:right w:val="single" w:color="CCCCCC" w:sz="1"/>
             </w:tcBorders>
             <w:tcMar>
-              <w:top w:type="dxa" w:w="60"/>
+              <w:top w:type="dxa" w:w="80"/>
               <w:left w:type="dxa" w:w="120"/>
-              <w:bottom w:type="dxa" w:w="60"/>
+              <w:bottom w:type="dxa" w:w="80"/>
               <w:right w:type="dxa" w:w="120"/>
             </w:tcMar>
           </w:tcPr>
@@ -348,20 +544,424 @@
               <w:right w:val="single" w:color="CCCCCC" w:sz="1"/>
             </w:tcBorders>
             <w:tcMar>
-              <w:top w:type="dxa" w:w="60"/>
+              <w:top w:type="dxa" w:w="80"/>
               <w:left w:type="dxa" w:w="120"/>
-              <w:bottom w:type="dxa" w:w="60"/>
+              <w:bottom w:type="dxa" w:w="80"/>
               <w:right w:type="dxa" w:w="120"/>
             </w:tcMar>
           </w:tcPr>
           <w:p>
-            <w:r>
-              <w:rPr>
-                <w:rFonts w:ascii="Arial" w:cs="Arial" w:eastAsia="Arial" w:hAnsi="Arial"/>
-                <w:sz w:val="20"/>
-                <w:szCs w:val="20"/>
-              </w:rPr>
-              <w:t xml:space="preserve">Mini Lesson: Boolean Variables as Flags</w:t>
+            <w:pPr>
+              <w:spacing w:after="80" w:before="80"/>
+            </w:pPr>
+            <w:r>
+              <w:rPr>
+                <w:rFonts w:ascii="Arial" w:cs="Arial" w:eastAsia="Arial" w:hAnsi="Arial"/>
+                <w:b/>
+                <w:bCs/>
+                <w:i w:val="false"/>
+                <w:iCs w:val="false"/>
+                <w:color w:val="000000"/>
+                <w:sz w:val="22"/>
+                <w:szCs w:val="22"/>
+              </w:rPr>
+              <w:t xml:space="preserve">Mini Lesson: </w:t>
+            </w:r>
+            <w:r>
+              <w:rPr>
+                <w:rFonts w:ascii="Arial" w:cs="Arial" w:eastAsia="Arial" w:hAnsi="Arial"/>
+                <w:b w:val="false"/>
+                <w:bCs w:val="false"/>
+                <w:i w:val="false"/>
+                <w:iCs w:val="false"/>
+                <w:color w:val="000000"/>
+                <w:sz w:val="22"/>
+                <w:szCs w:val="22"/>
+              </w:rPr>
+              <w:t xml:space="preserve">Boolean Variables as Flags</w:t>
+            </w:r>
+            <w:r>
+              <w:rPr>
+                <w:rFonts w:ascii="Arial" w:cs="Arial" w:eastAsia="Arial" w:hAnsi="Arial"/>
+                <w:sz w:val="20"/>
+                <w:szCs w:val="20"/>
+              </w:rPr>
+              <w:br/>
+              <w:t xml:space="preserve"/>
+            </w:r>
+            <w:r>
+              <w:rPr>
+                <w:rFonts w:ascii="Arial" w:cs="Arial" w:eastAsia="Arial" w:hAnsi="Arial"/>
+                <w:sz w:val="20"/>
+                <w:szCs w:val="20"/>
+              </w:rPr>
+              <w:br/>
+              <w:t xml:space="preserve"/>
+            </w:r>
+            <w:r>
+              <w:rPr>
+                <w:rFonts w:ascii="Arial" w:cs="Arial" w:eastAsia="Arial" w:hAnsi="Arial"/>
+                <w:b/>
+                <w:bCs/>
+                <w:i/>
+                <w:iCs/>
+                <w:color w:val="000000"/>
+                <w:sz w:val="20"/>
+                <w:szCs w:val="20"/>
+              </w:rPr>
+              <w:t xml:space="preserve">Learning Target: </w:t>
+            </w:r>
+            <w:r>
+              <w:rPr>
+                <w:rFonts w:ascii="Arial" w:cs="Arial" w:eastAsia="Arial" w:hAnsi="Arial"/>
+                <w:b w:val="false"/>
+                <w:bCs w:val="false"/>
+                <w:i/>
+                <w:iCs/>
+                <w:color w:val="333333"/>
+                <w:sz w:val="20"/>
+                <w:szCs w:val="20"/>
+              </w:rPr>
+              <w:t xml:space="preserve">I can use Boolean variables to track state and simplify complex conditions.</w:t>
+            </w:r>
+            <w:r>
+              <w:rPr>
+                <w:rFonts w:ascii="Arial" w:cs="Arial" w:eastAsia="Arial" w:hAnsi="Arial"/>
+                <w:sz w:val="20"/>
+                <w:szCs w:val="20"/>
+              </w:rPr>
+              <w:br/>
+              <w:t xml:space="preserve"/>
+            </w:r>
+            <w:r>
+              <w:rPr>
+                <w:rFonts w:ascii="Arial" w:cs="Arial" w:eastAsia="Arial" w:hAnsi="Arial"/>
+                <w:sz w:val="20"/>
+                <w:szCs w:val="20"/>
+              </w:rPr>
+              <w:br/>
+              <w:t xml:space="preserve"/>
+            </w:r>
+            <w:r>
+              <w:rPr>
+                <w:rFonts w:ascii="Arial" w:cs="Arial" w:eastAsia="Arial" w:hAnsi="Arial"/>
+                <w:b w:val="false"/>
+                <w:bCs w:val="false"/>
+                <w:i w:val="false"/>
+                <w:iCs w:val="false"/>
+                <w:color w:val="000000"/>
+                <w:sz w:val="20"/>
+                <w:szCs w:val="20"/>
+              </w:rPr>
+              <w:t xml:space="preserve">A flag variable is a Boolean variable that tracks whether something is true or false. Flags make code more readable and allow you to reuse logic.</w:t>
+            </w:r>
+            <w:r>
+              <w:rPr>
+                <w:rFonts w:ascii="Arial" w:cs="Arial" w:eastAsia="Arial" w:hAnsi="Arial"/>
+                <w:sz w:val="20"/>
+                <w:szCs w:val="20"/>
+              </w:rPr>
+              <w:br/>
+              <w:t xml:space="preserve"/>
+            </w:r>
+            <w:r>
+              <w:rPr>
+                <w:rFonts w:ascii="Arial" w:cs="Arial" w:eastAsia="Arial" w:hAnsi="Arial"/>
+                <w:sz w:val="20"/>
+                <w:szCs w:val="20"/>
+              </w:rPr>
+              <w:br/>
+              <w:t xml:space="preserve"/>
+            </w:r>
+            <w:r>
+              <w:rPr>
+                <w:rFonts w:ascii="Arial" w:cs="Arial" w:eastAsia="Arial" w:hAnsi="Arial"/>
+                <w:b/>
+                <w:bCs/>
+                <w:i w:val="false"/>
+                <w:iCs w:val="false"/>
+                <w:color w:val="000000"/>
+                <w:sz w:val="20"/>
+                <w:szCs w:val="20"/>
+              </w:rPr>
+              <w:t xml:space="preserve">Key Concepts:</w:t>
+            </w:r>
+            <w:r>
+              <w:rPr>
+                <w:rFonts w:ascii="Arial" w:cs="Arial" w:eastAsia="Arial" w:hAnsi="Arial"/>
+                <w:sz w:val="20"/>
+                <w:szCs w:val="20"/>
+              </w:rPr>
+              <w:br/>
+              <w:t xml:space="preserve"/>
+            </w:r>
+            <w:r>
+              <w:rPr>
+                <w:rFonts w:ascii="Arial" w:cs="Arial" w:eastAsia="Arial" w:hAnsi="Arial"/>
+                <w:b w:val="false"/>
+                <w:bCs w:val="false"/>
+                <w:i w:val="false"/>
+                <w:iCs w:val="false"/>
+                <w:color w:val="000000"/>
+                <w:sz w:val="20"/>
+                <w:szCs w:val="20"/>
+              </w:rPr>
+              <w:t xml:space="preserve">    • Makes complex conditions easier to read</w:t>
+            </w:r>
+            <w:r>
+              <w:rPr>
+                <w:rFonts w:ascii="Arial" w:cs="Arial" w:eastAsia="Arial" w:hAnsi="Arial"/>
+                <w:sz w:val="20"/>
+                <w:szCs w:val="20"/>
+              </w:rPr>
+              <w:br/>
+              <w:t xml:space="preserve"/>
+            </w:r>
+            <w:r>
+              <w:rPr>
+                <w:rFonts w:ascii="Arial" w:cs="Arial" w:eastAsia="Arial" w:hAnsi="Arial"/>
+                <w:b w:val="false"/>
+                <w:bCs w:val="false"/>
+                <w:i w:val="false"/>
+                <w:iCs w:val="false"/>
+                <w:color w:val="000000"/>
+                <w:sz w:val="20"/>
+                <w:szCs w:val="20"/>
+              </w:rPr>
+              <w:t xml:space="preserve">    • Allows you to store and reuse the result of a condition</w:t>
+            </w:r>
+            <w:r>
+              <w:rPr>
+                <w:rFonts w:ascii="Arial" w:cs="Arial" w:eastAsia="Arial" w:hAnsi="Arial"/>
+                <w:sz w:val="20"/>
+                <w:szCs w:val="20"/>
+              </w:rPr>
+              <w:br/>
+              <w:t xml:space="preserve"/>
+            </w:r>
+            <w:r>
+              <w:rPr>
+                <w:rFonts w:ascii="Arial" w:cs="Arial" w:eastAsia="Arial" w:hAnsi="Arial"/>
+                <w:b w:val="false"/>
+                <w:bCs w:val="false"/>
+                <w:i w:val="false"/>
+                <w:iCs w:val="false"/>
+                <w:color w:val="000000"/>
+                <w:sz w:val="20"/>
+                <w:szCs w:val="20"/>
+              </w:rPr>
+              <w:t xml:space="preserve">    • Simplifies debugging</w:t>
+            </w:r>
+            <w:r>
+              <w:rPr>
+                <w:rFonts w:ascii="Arial" w:cs="Arial" w:eastAsia="Arial" w:hAnsi="Arial"/>
+                <w:sz w:val="20"/>
+                <w:szCs w:val="20"/>
+              </w:rPr>
+              <w:br/>
+              <w:t xml:space="preserve"/>
+            </w:r>
+            <w:r>
+              <w:rPr>
+                <w:rFonts w:ascii="Arial" w:cs="Arial" w:eastAsia="Arial" w:hAnsi="Arial"/>
+                <w:b w:val="false"/>
+                <w:bCs w:val="false"/>
+                <w:i w:val="false"/>
+                <w:iCs w:val="false"/>
+                <w:color w:val="000000"/>
+                <w:sz w:val="20"/>
+                <w:szCs w:val="20"/>
+              </w:rPr>
+              <w:t xml:space="preserve">    • Represents real-world "status" concepts (logged in, is admin, has permission, etc.)</w:t>
+            </w:r>
+            <w:r>
+              <w:rPr>
+                <w:rFonts w:ascii="Arial" w:cs="Arial" w:eastAsia="Arial" w:hAnsi="Arial"/>
+                <w:sz w:val="20"/>
+                <w:szCs w:val="20"/>
+              </w:rPr>
+              <w:br/>
+              <w:t xml:space="preserve"/>
+            </w:r>
+            <w:r>
+              <w:rPr>
+                <w:rFonts w:ascii="Arial" w:cs="Arial" w:eastAsia="Arial" w:hAnsi="Arial"/>
+                <w:b w:val="false"/>
+                <w:bCs w:val="false"/>
+                <w:i w:val="false"/>
+                <w:iCs w:val="false"/>
+                <w:color w:val="000000"/>
+                <w:sz w:val="20"/>
+                <w:szCs w:val="20"/>
+              </w:rPr>
+              <w:t xml:space="preserve">    • is_*: is_admin, is_student, is_valid</w:t>
+            </w:r>
+            <w:r>
+              <w:rPr>
+                <w:rFonts w:ascii="Arial" w:cs="Arial" w:eastAsia="Arial" w:hAnsi="Arial"/>
+                <w:sz w:val="20"/>
+                <w:szCs w:val="20"/>
+              </w:rPr>
+              <w:br/>
+              <w:t xml:space="preserve"/>
+            </w:r>
+            <w:r>
+              <w:rPr>
+                <w:rFonts w:ascii="Arial" w:cs="Arial" w:eastAsia="Arial" w:hAnsi="Arial"/>
+                <w:b w:val="false"/>
+                <w:bCs w:val="false"/>
+                <w:i w:val="false"/>
+                <w:iCs w:val="false"/>
+                <w:color w:val="000000"/>
+                <w:sz w:val="20"/>
+                <w:szCs w:val="20"/>
+              </w:rPr>
+              <w:t xml:space="preserve">    • has_*: has_license, has_permission, has_error</w:t>
+            </w:r>
+            <w:r>
+              <w:rPr>
+                <w:rFonts w:ascii="Arial" w:cs="Arial" w:eastAsia="Arial" w:hAnsi="Arial"/>
+                <w:sz w:val="20"/>
+                <w:szCs w:val="20"/>
+              </w:rPr>
+              <w:br/>
+              <w:t xml:space="preserve"/>
+            </w:r>
+            <w:r>
+              <w:rPr>
+                <w:rFonts w:ascii="Arial" w:cs="Arial" w:eastAsia="Arial" w:hAnsi="Arial"/>
+                <w:b w:val="false"/>
+                <w:bCs w:val="false"/>
+                <w:i w:val="false"/>
+                <w:iCs w:val="false"/>
+                <w:color w:val="000000"/>
+                <w:sz w:val="20"/>
+                <w:szCs w:val="20"/>
+              </w:rPr>
+              <w:t xml:space="preserve">    • can_*: can_vote, can_drive, can_enter</w:t>
+            </w:r>
+            <w:r>
+              <w:rPr>
+                <w:rFonts w:ascii="Arial" w:cs="Arial" w:eastAsia="Arial" w:hAnsi="Arial"/>
+                <w:sz w:val="20"/>
+                <w:szCs w:val="20"/>
+              </w:rPr>
+              <w:br/>
+              <w:t xml:space="preserve"/>
+            </w:r>
+            <w:r>
+              <w:rPr>
+                <w:rFonts w:ascii="Arial" w:cs="Arial" w:eastAsia="Arial" w:hAnsi="Arial"/>
+                <w:sz w:val="20"/>
+                <w:szCs w:val="20"/>
+              </w:rPr>
+              <w:br/>
+              <w:t xml:space="preserve"/>
+            </w:r>
+            <w:r>
+              <w:rPr>
+                <w:rFonts w:ascii="Arial" w:cs="Arial" w:eastAsia="Arial" w:hAnsi="Arial"/>
+                <w:b/>
+                <w:bCs/>
+                <w:i w:val="false"/>
+                <w:iCs w:val="false"/>
+                <w:color w:val="000000"/>
+                <w:sz w:val="20"/>
+                <w:szCs w:val="20"/>
+              </w:rPr>
+              <w:t xml:space="preserve">Vocabulary: </w:t>
+            </w:r>
+            <w:r>
+              <w:rPr>
+                <w:rFonts w:ascii="Arial" w:cs="Arial" w:eastAsia="Arial" w:hAnsi="Arial"/>
+                <w:b w:val="false"/>
+                <w:bCs w:val="false"/>
+                <w:i w:val="false"/>
+                <w:iCs w:val="false"/>
+                <w:color w:val="000000"/>
+                <w:sz w:val="20"/>
+                <w:szCs w:val="20"/>
+              </w:rPr>
+              <w:t xml:space="preserve">flag variable, Benefits of flags, Common flag names</w:t>
+            </w:r>
+            <w:r>
+              <w:rPr>
+                <w:rFonts w:ascii="Arial" w:cs="Arial" w:eastAsia="Arial" w:hAnsi="Arial"/>
+                <w:sz w:val="20"/>
+                <w:szCs w:val="20"/>
+              </w:rPr>
+              <w:br/>
+              <w:t xml:space="preserve"/>
+            </w:r>
+            <w:r>
+              <w:rPr>
+                <w:rFonts w:ascii="Arial" w:cs="Arial" w:eastAsia="Arial" w:hAnsi="Arial"/>
+                <w:sz w:val="20"/>
+                <w:szCs w:val="20"/>
+              </w:rPr>
+              <w:br/>
+              <w:t xml:space="preserve"/>
+            </w:r>
+            <w:r>
+              <w:rPr>
+                <w:rFonts w:ascii="Arial" w:cs="Arial" w:eastAsia="Arial" w:hAnsi="Arial"/>
+                <w:b/>
+                <w:bCs/>
+                <w:i/>
+                <w:iCs/>
+                <w:color w:val="555555"/>
+                <w:sz w:val="20"/>
+                <w:szCs w:val="20"/>
+              </w:rPr>
+              <w:t xml:space="preserve">→ Live Demo — </w:t>
+            </w:r>
+            <w:r>
+              <w:rPr>
+                <w:rFonts w:ascii="Arial" w:cs="Arial" w:eastAsia="Arial" w:hAnsi="Arial"/>
+                <w:b w:val="false"/>
+                <w:bCs w:val="false"/>
+                <w:i/>
+                <w:iCs/>
+                <w:color w:val="555555"/>
+                <w:sz w:val="20"/>
+                <w:szCs w:val="20"/>
+              </w:rPr>
+              <w:t xml:space="preserve">type examples as students follow along in their own editor.</w:t>
+            </w:r>
+            <w:r>
+              <w:rPr>
+                <w:rFonts w:ascii="Arial" w:cs="Arial" w:eastAsia="Arial" w:hAnsi="Arial"/>
+                <w:sz w:val="20"/>
+                <w:szCs w:val="20"/>
+              </w:rPr>
+              <w:br/>
+              <w:t xml:space="preserve"/>
+            </w:r>
+            <w:r>
+              <w:rPr>
+                <w:rFonts w:ascii="Arial" w:cs="Arial" w:eastAsia="Arial" w:hAnsi="Arial"/>
+                <w:b/>
+                <w:bCs/>
+                <w:i/>
+                <w:iCs/>
+                <w:color w:val="555555"/>
+                <w:sz w:val="20"/>
+                <w:szCs w:val="20"/>
+              </w:rPr>
+              <w:t xml:space="preserve">→ Check for Understanding: </w:t>
+            </w:r>
+            <w:r>
+              <w:rPr>
+                <w:rFonts w:ascii="Arial" w:cs="Arial" w:eastAsia="Arial" w:hAnsi="Arial"/>
+                <w:b w:val="false"/>
+                <w:bCs w:val="false"/>
+                <w:i/>
+                <w:iCs/>
+                <w:color w:val="555555"/>
+                <w:sz w:val="20"/>
+                <w:szCs w:val="20"/>
+              </w:rPr>
+              <w:t xml:space="preserve">pause and cold-call: “Can someone explain what we just did in their own words?”</w:t>
             </w:r>
           </w:p>
         </w:tc>
@@ -377,9 +977,9 @@
               <w:right w:val="single" w:color="CCCCCC" w:sz="1"/>
             </w:tcBorders>
             <w:tcMar>
-              <w:top w:type="dxa" w:w="60"/>
+              <w:top w:type="dxa" w:w="80"/>
               <w:left w:type="dxa" w:w="120"/>
-              <w:bottom w:type="dxa" w:w="60"/>
+              <w:bottom w:type="dxa" w:w="80"/>
               <w:right w:type="dxa" w:w="120"/>
             </w:tcMar>
           </w:tcPr>
@@ -406,20 +1006,90 @@
               <w:right w:val="single" w:color="CCCCCC" w:sz="1"/>
             </w:tcBorders>
             <w:tcMar>
-              <w:top w:type="dxa" w:w="60"/>
+              <w:top w:type="dxa" w:w="80"/>
               <w:left w:type="dxa" w:w="120"/>
-              <w:bottom w:type="dxa" w:w="60"/>
+              <w:bottom w:type="dxa" w:w="80"/>
               <w:right w:type="dxa" w:w="120"/>
             </w:tcMar>
           </w:tcPr>
           <w:p>
-            <w:r>
-              <w:rPr>
-                <w:rFonts w:ascii="Arial" w:cs="Arial" w:eastAsia="Arial" w:hAnsi="Arial"/>
-                <w:sz w:val="20"/>
-                <w:szCs w:val="20"/>
+            <w:pPr>
+              <w:spacing w:after="80" w:before="80"/>
+            </w:pPr>
+            <w:r>
+              <w:rPr>
+                <w:rFonts w:ascii="Arial" w:cs="Arial" w:eastAsia="Arial" w:hAnsi="Arial"/>
+                <w:b/>
+                <w:bCs/>
+                <w:i w:val="false"/>
+                <w:iCs w:val="false"/>
+                <w:color w:val="000000"/>
+                <w:sz w:val="22"/>
+                <w:szCs w:val="22"/>
               </w:rPr>
               <w:t xml:space="preserve">Guided Practice</w:t>
+            </w:r>
+            <w:r>
+              <w:rPr>
+                <w:rFonts w:ascii="Arial" w:cs="Arial" w:eastAsia="Arial" w:hAnsi="Arial"/>
+                <w:sz w:val="20"/>
+                <w:szCs w:val="20"/>
+              </w:rPr>
+              <w:br/>
+              <w:t xml:space="preserve"/>
+            </w:r>
+            <w:r>
+              <w:rPr>
+                <w:rFonts w:ascii="Arial" w:cs="Arial" w:eastAsia="Arial" w:hAnsi="Arial"/>
+                <w:sz w:val="20"/>
+                <w:szCs w:val="20"/>
+              </w:rPr>
+              <w:br/>
+              <w:t xml:space="preserve"/>
+            </w:r>
+            <w:r>
+              <w:rPr>
+                <w:rFonts w:ascii="Arial" w:cs="Arial" w:eastAsia="Arial" w:hAnsi="Arial"/>
+                <w:b w:val="false"/>
+                <w:bCs w:val="false"/>
+                <w:i w:val="false"/>
+                <w:iCs w:val="false"/>
+                <w:color w:val="000000"/>
+                <w:sz w:val="20"/>
+                <w:szCs w:val="20"/>
+              </w:rPr>
+              <w:t xml:space="preserve">Activity: Convert to Flags</w:t>
+            </w:r>
+            <w:r>
+              <w:rPr>
+                <w:rFonts w:ascii="Arial" w:cs="Arial" w:eastAsia="Arial" w:hAnsi="Arial"/>
+                <w:sz w:val="20"/>
+                <w:szCs w:val="20"/>
+              </w:rPr>
+              <w:br/>
+              <w:t xml:space="preserve"/>
+            </w:r>
+            <w:r>
+              <w:rPr>
+                <w:rFonts w:ascii="Arial" w:cs="Arial" w:eastAsia="Arial" w:hAnsi="Arial"/>
+                <w:sz w:val="20"/>
+                <w:szCs w:val="20"/>
+              </w:rPr>
+              <w:br/>
+              <w:t xml:space="preserve"/>
+            </w:r>
+            <w:r>
+              <w:rPr>
+                <w:rFonts w:ascii="Arial" w:cs="Arial" w:eastAsia="Arial" w:hAnsi="Arial"/>
+                <w:b w:val="false"/>
+                <w:bCs w:val="false"/>
+                <w:i/>
+                <w:iCs/>
+                <w:color w:val="555555"/>
+                <w:sz w:val="20"/>
+                <w:szCs w:val="20"/>
+              </w:rPr>
+              <w:t xml:space="preserve">→ Teacher models — students try alongside, then compare results.</w:t>
             </w:r>
           </w:p>
         </w:tc>
@@ -435,9 +1105,9 @@
               <w:right w:val="single" w:color="CCCCCC" w:sz="1"/>
             </w:tcBorders>
             <w:tcMar>
-              <w:top w:type="dxa" w:w="60"/>
+              <w:top w:type="dxa" w:w="80"/>
               <w:left w:type="dxa" w:w="120"/>
-              <w:bottom w:type="dxa" w:w="60"/>
+              <w:bottom w:type="dxa" w:w="80"/>
               <w:right w:type="dxa" w:w="120"/>
             </w:tcMar>
           </w:tcPr>
@@ -450,7 +1120,7 @@
                 <w:sz w:val="20"/>
                 <w:szCs w:val="20"/>
               </w:rPr>
-              <w:t xml:space="preserve">15-20 min</w:t>
+              <w:t xml:space="preserve">15–20 min</w:t>
             </w:r>
           </w:p>
         </w:tc>
@@ -464,20 +1134,164 @@
               <w:right w:val="single" w:color="CCCCCC" w:sz="1"/>
             </w:tcBorders>
             <w:tcMar>
-              <w:top w:type="dxa" w:w="60"/>
+              <w:top w:type="dxa" w:w="80"/>
               <w:left w:type="dxa" w:w="120"/>
-              <w:bottom w:type="dxa" w:w="60"/>
+              <w:bottom w:type="dxa" w:w="80"/>
               <w:right w:type="dxa" w:w="120"/>
             </w:tcMar>
           </w:tcPr>
           <w:p>
-            <w:r>
-              <w:rPr>
-                <w:rFonts w:ascii="Arial" w:cs="Arial" w:eastAsia="Arial" w:hAnsi="Arial"/>
-                <w:sz w:val="20"/>
-                <w:szCs w:val="20"/>
+            <w:pPr>
+              <w:spacing w:after="80" w:before="80"/>
+            </w:pPr>
+            <w:r>
+              <w:rPr>
+                <w:rFonts w:ascii="Arial" w:cs="Arial" w:eastAsia="Arial" w:hAnsi="Arial"/>
+                <w:b/>
+                <w:bCs/>
+                <w:i w:val="false"/>
+                <w:iCs w:val="false"/>
+                <w:color w:val="000000"/>
+                <w:sz w:val="22"/>
+                <w:szCs w:val="22"/>
               </w:rPr>
               <w:t xml:space="preserve">Independent Practice / Code Along</w:t>
+            </w:r>
+            <w:r>
+              <w:rPr>
+                <w:rFonts w:ascii="Arial" w:cs="Arial" w:eastAsia="Arial" w:hAnsi="Arial"/>
+                <w:sz w:val="20"/>
+                <w:szCs w:val="20"/>
+              </w:rPr>
+              <w:br/>
+              <w:t xml:space="preserve"/>
+            </w:r>
+            <w:r>
+              <w:rPr>
+                <w:rFonts w:ascii="Arial" w:cs="Arial" w:eastAsia="Arial" w:hAnsi="Arial"/>
+                <w:b/>
+                <w:bCs/>
+                <w:i w:val="false"/>
+                <w:iCs w:val="false"/>
+                <w:color w:val="000000"/>
+                <w:sz w:val="20"/>
+                <w:szCs w:val="20"/>
+              </w:rPr>
+              <w:t xml:space="preserve">    Beginner: </w:t>
+            </w:r>
+            <w:r>
+              <w:rPr>
+                <w:rFonts w:ascii="Arial" w:cs="Arial" w:eastAsia="Arial" w:hAnsi="Arial"/>
+                <w:b w:val="false"/>
+                <w:bCs w:val="false"/>
+                <w:i w:val="false"/>
+                <w:iCs w:val="false"/>
+                <w:color w:val="000000"/>
+                <w:sz w:val="20"/>
+                <w:szCs w:val="20"/>
+              </w:rPr>
+              <w:t xml:space="preserve">: is_positive = num &gt; 0, is_even = num % 2 == 0, is_big = num &gt; 100 -</w:t>
+            </w:r>
+            <w:r>
+              <w:rPr>
+                <w:rFonts w:ascii="Arial" w:cs="Arial" w:eastAsia="Arial" w:hAnsi="Arial"/>
+                <w:sz w:val="20"/>
+                <w:szCs w:val="20"/>
+              </w:rPr>
+              <w:br/>
+              <w:t xml:space="preserve"/>
+            </w:r>
+            <w:r>
+              <w:rPr>
+                <w:rFonts w:ascii="Arial" w:cs="Arial" w:eastAsia="Arial" w:hAnsi="Arial"/>
+                <w:b/>
+                <w:bCs/>
+                <w:i w:val="false"/>
+                <w:iCs w:val="false"/>
+                <w:color w:val="000000"/>
+                <w:sz w:val="20"/>
+                <w:szCs w:val="20"/>
+              </w:rPr>
+              <w:t xml:space="preserve">    Intermediate: </w:t>
+            </w:r>
+            <w:r>
+              <w:rPr>
+                <w:rFonts w:ascii="Arial" w:cs="Arial" w:eastAsia="Arial" w:hAnsi="Arial"/>
+                <w:b w:val="false"/>
+                <w:bCs w:val="false"/>
+                <w:i w:val="false"/>
+                <w:iCs w:val="false"/>
+                <w:color w:val="000000"/>
+                <w:sz w:val="20"/>
+                <w:szCs w:val="20"/>
+              </w:rPr>
+              <w:t xml:space="preserve">: can_edit = is_staff or is_author, can_delete = is_admin, can_view = is_public or has_permission -</w:t>
+            </w:r>
+            <w:r>
+              <w:rPr>
+                <w:rFonts w:ascii="Arial" w:cs="Arial" w:eastAsia="Arial" w:hAnsi="Arial"/>
+                <w:sz w:val="20"/>
+                <w:szCs w:val="20"/>
+              </w:rPr>
+              <w:br/>
+              <w:t xml:space="preserve"/>
+            </w:r>
+            <w:r>
+              <w:rPr>
+                <w:rFonts w:ascii="Arial" w:cs="Arial" w:eastAsia="Arial" w:hAnsi="Arial"/>
+                <w:b/>
+                <w:bCs/>
+                <w:i w:val="false"/>
+                <w:iCs w:val="false"/>
+                <w:color w:val="000000"/>
+                <w:sz w:val="20"/>
+                <w:szCs w:val="20"/>
+              </w:rPr>
+              <w:t xml:space="preserve">    Challenge: </w:t>
+            </w:r>
+            <w:r>
+              <w:rPr>
+                <w:rFonts w:ascii="Arial" w:cs="Arial" w:eastAsia="Arial" w:hAnsi="Arial"/>
+                <w:b w:val="false"/>
+                <w:bCs w:val="false"/>
+                <w:i w:val="false"/>
+                <w:iCs w:val="false"/>
+                <w:color w:val="000000"/>
+                <w:sz w:val="20"/>
+                <w:szCs w:val="20"/>
+              </w:rPr>
+              <w:t xml:space="preserve">: can_watch = parent_approved and age &gt;= movie_rating, should_warn = extreme_content and age &lt; 18, is_restricted = not has_subscription ---…</w:t>
+            </w:r>
+            <w:r>
+              <w:rPr>
+                <w:rFonts w:ascii="Arial" w:cs="Arial" w:eastAsia="Arial" w:hAnsi="Arial"/>
+                <w:sz w:val="20"/>
+                <w:szCs w:val="20"/>
+              </w:rPr>
+              <w:br/>
+              <w:t xml:space="preserve"/>
+            </w:r>
+            <w:r>
+              <w:rPr>
+                <w:rFonts w:ascii="Arial" w:cs="Arial" w:eastAsia="Arial" w:hAnsi="Arial"/>
+                <w:sz w:val="20"/>
+                <w:szCs w:val="20"/>
+              </w:rPr>
+              <w:br/>
+              <w:t xml:space="preserve"/>
+            </w:r>
+            <w:r>
+              <w:rPr>
+                <w:rFonts w:ascii="Arial" w:cs="Arial" w:eastAsia="Arial" w:hAnsi="Arial"/>
+                <w:b w:val="false"/>
+                <w:bCs w:val="false"/>
+                <w:i/>
+                <w:iCs/>
+                <w:color w:val="555555"/>
+                <w:sz w:val="20"/>
+                <w:szCs w:val="20"/>
+              </w:rPr>
+              <w:t xml:space="preserve">→ Teacher circulates — offer hints, check for understanding.</w:t>
             </w:r>
           </w:p>
         </w:tc>
@@ -493,9 +1307,9 @@
               <w:right w:val="single" w:color="CCCCCC" w:sz="1"/>
             </w:tcBorders>
             <w:tcMar>
-              <w:top w:type="dxa" w:w="60"/>
+              <w:top w:type="dxa" w:w="80"/>
               <w:left w:type="dxa" w:w="120"/>
-              <w:bottom w:type="dxa" w:w="60"/>
+              <w:bottom w:type="dxa" w:w="80"/>
               <w:right w:type="dxa" w:w="120"/>
             </w:tcMar>
           </w:tcPr>
@@ -522,20 +1336,90 @@
               <w:right w:val="single" w:color="CCCCCC" w:sz="1"/>
             </w:tcBorders>
             <w:tcMar>
-              <w:top w:type="dxa" w:w="60"/>
+              <w:top w:type="dxa" w:w="80"/>
               <w:left w:type="dxa" w:w="120"/>
-              <w:bottom w:type="dxa" w:w="60"/>
+              <w:bottom w:type="dxa" w:w="80"/>
               <w:right w:type="dxa" w:w="120"/>
             </w:tcMar>
           </w:tcPr>
           <w:p>
-            <w:r>
-              <w:rPr>
-                <w:rFonts w:ascii="Arial" w:cs="Arial" w:eastAsia="Arial" w:hAnsi="Arial"/>
-                <w:sz w:val="20"/>
-                <w:szCs w:val="20"/>
+            <w:pPr>
+              <w:spacing w:after="80" w:before="80"/>
+            </w:pPr>
+            <w:r>
+              <w:rPr>
+                <w:rFonts w:ascii="Arial" w:cs="Arial" w:eastAsia="Arial" w:hAnsi="Arial"/>
+                <w:b/>
+                <w:bCs/>
+                <w:i w:val="false"/>
+                <w:iCs w:val="false"/>
+                <w:color w:val="000000"/>
+                <w:sz w:val="22"/>
+                <w:szCs w:val="22"/>
               </w:rPr>
               <w:t xml:space="preserve">Exit Ticket / Wrap-Up</w:t>
+            </w:r>
+            <w:r>
+              <w:rPr>
+                <w:rFonts w:ascii="Arial" w:cs="Arial" w:eastAsia="Arial" w:hAnsi="Arial"/>
+                <w:sz w:val="20"/>
+                <w:szCs w:val="20"/>
+              </w:rPr>
+              <w:br/>
+              <w:t xml:space="preserve"/>
+            </w:r>
+            <w:r>
+              <w:rPr>
+                <w:rFonts w:ascii="Arial" w:cs="Arial" w:eastAsia="Arial" w:hAnsi="Arial"/>
+                <w:sz w:val="20"/>
+                <w:szCs w:val="20"/>
+              </w:rPr>
+              <w:br/>
+              <w:t xml:space="preserve"/>
+            </w:r>
+            <w:r>
+              <w:rPr>
+                <w:rFonts w:ascii="Arial" w:cs="Arial" w:eastAsia="Arial" w:hAnsi="Arial"/>
+                <w:b w:val="false"/>
+                <w:bCs w:val="false"/>
+                <w:i w:val="false"/>
+                <w:iCs w:val="false"/>
+                <w:color w:val="000000"/>
+                <w:sz w:val="20"/>
+                <w:szCs w:val="20"/>
+              </w:rPr>
+              <w:t xml:space="preserve">Quick Check: Use Boolean variables to track state and simplify complex conditions?</w:t>
+            </w:r>
+            <w:r>
+              <w:rPr>
+                <w:rFonts w:ascii="Arial" w:cs="Arial" w:eastAsia="Arial" w:hAnsi="Arial"/>
+                <w:sz w:val="20"/>
+                <w:szCs w:val="20"/>
+              </w:rPr>
+              <w:br/>
+              <w:t xml:space="preserve"/>
+            </w:r>
+            <w:r>
+              <w:rPr>
+                <w:rFonts w:ascii="Arial" w:cs="Arial" w:eastAsia="Arial" w:hAnsi="Arial"/>
+                <w:sz w:val="20"/>
+                <w:szCs w:val="20"/>
+              </w:rPr>
+              <w:br/>
+              <w:t xml:space="preserve"/>
+            </w:r>
+            <w:r>
+              <w:rPr>
+                <w:rFonts w:ascii="Arial" w:cs="Arial" w:eastAsia="Arial" w:hAnsi="Arial"/>
+                <w:b w:val="false"/>
+                <w:bCs w:val="false"/>
+                <w:i/>
+                <w:iCs/>
+                <w:color w:val="555555"/>
+                <w:sz w:val="20"/>
+                <w:szCs w:val="20"/>
+              </w:rPr>
+              <w:t xml:space="preserve">→ 3–2–1: Name 3 things learned, 2 new vocab words, 1 question you still have.</w:t>
             </w:r>
           </w:p>
         </w:tc>
@@ -825,19 +1709,6 @@
                 <w:sz w:val="18"/>
                 <w:szCs w:val="18"/>
               </w:rPr>
-              <w:t xml:space="preserve"># Using flags for clarity</w:t>
-            </w:r>
-          </w:p>
-          <w:p>
-            <w:pPr>
-              <w:spacing w:after="20"/>
-            </w:pPr>
-            <w:r>
-              <w:rPr>
-                <w:rFonts w:ascii="Courier New" w:cs="Courier New" w:eastAsia="Courier New" w:hAnsi="Courier New"/>
-                <w:sz w:val="18"/>
-                <w:szCs w:val="18"/>
-              </w:rPr>
               <w:t xml:space="preserve">age = 17</w:t>
             </w:r>
           </w:p>
@@ -890,7 +1761,7 @@
                 <w:sz w:val="18"/>
                 <w:szCs w:val="18"/>
               </w:rPr>
-              <w:t xml:space="preserve"># Without flags (hard to read)</w:t>
+              <w:t xml:space="preserve"> </w:t>
             </w:r>
           </w:p>
           <w:p>
@@ -942,7 +1813,7 @@
                 <w:sz w:val="18"/>
                 <w:szCs w:val="18"/>
               </w:rPr>
-              <w:t xml:space="preserve"># Same logic, but flags make it clearer what's being checked</w:t>
+              <w:t xml:space="preserve"> </w:t>
             </w:r>
           </w:p>
           <w:p>
@@ -1046,7 +1917,7 @@
                 <w:sz w:val="18"/>
                 <w:szCs w:val="18"/>
               </w:rPr>
-              <w:t xml:space="preserve"># Flags as status indicators</w:t>
+              <w:t xml:space="preserve"> </w:t>
             </w:r>
           </w:p>
           <w:p>
@@ -1176,7 +2047,7 @@
                 <w:sz w:val="18"/>
                 <w:szCs w:val="18"/>
               </w:rPr>
-              <w:t xml:space="preserve"># Modifying flags based on conditions</w:t>
+              <w:t xml:space="preserve"> </w:t>
             </w:r>
           </w:p>
           <w:p>
@@ -1293,7 +2164,7 @@
                 <w:sz w:val="18"/>
                 <w:szCs w:val="18"/>
               </w:rPr>
-              <w:t xml:space="preserve"># Multiple flags for different checks</w:t>
+              <w:t xml:space="preserve"> </w:t>
             </w:r>
           </w:p>
           <w:p>
@@ -1488,7 +2359,7 @@
                 <w:sz w:val="18"/>
                 <w:szCs w:val="18"/>
               </w:rPr>
-              <w:t xml:space="preserve"># Using flags in loops (preview)</w:t>
+              <w:t xml:space="preserve"> </w:t>
             </w:r>
           </w:p>
           <w:p>
@@ -1592,7 +2463,7 @@
                 <w:sz w:val="18"/>
                 <w:szCs w:val="18"/>
               </w:rPr>
-              <w:t xml:space="preserve"># Flags for game state</w:t>
+              <w:t xml:space="preserve"> </w:t>
             </w:r>
           </w:p>
           <w:p>

--- a/Coding 1 - year/Unit 3 - Conditionals/Daily Lesson Plans/Word/Day 49.docx
+++ b/Coding 1 - year/Unit 3 - Conditionals/Daily Lesson Plans/Word/Day 49.docx
@@ -380,7 +380,7 @@
                 <w:sz w:val="20"/>
                 <w:szCs w:val="20"/>
               </w:rPr>
-              <w:t xml:space="preserve">    What do you already know about how to use Boolean variables to track state and simplify complex conditions?</w:t>
+              <w:t xml:space="preserve">    Have you ever used Boolean variables before? Where might Boolean variables be useful in a real program?</w:t>
             </w:r>
             <w:r>
               <w:rPr>
@@ -477,7 +477,7 @@
                 <w:sz w:val="20"/>
                 <w:szCs w:val="20"/>
               </w:rPr>
-              <w:t xml:space="preserve">Today's Goal: By the end of class you will be able to use Boolean variables to track state and simplify complex conditions.</w:t>
+              <w:t xml:space="preserve">Today’s Goal: By the end of class you will be able to use Boolean variables to track state and simplify complex conditions.</w:t>
             </w:r>
             <w:r>
               <w:rPr>
@@ -1388,7 +1388,7 @@
                 <w:sz w:val="20"/>
                 <w:szCs w:val="20"/>
               </w:rPr>
-              <w:t xml:space="preserve">Quick Check: Use Boolean variables to track state and simplify complex conditions?</w:t>
+              <w:t xml:space="preserve">Write the key syntax or steps for using Boolean variables. What's one mistake beginners commonly make?</w:t>
             </w:r>
             <w:r>
               <w:rPr>

--- a/Coding 1 - year/Unit 3 - Conditionals/Daily Lesson Plans/Word/Day 49.docx
+++ b/Coding 1 - year/Unit 3 - Conditionals/Daily Lesson Plans/Word/Day 49.docx
@@ -667,6 +667,28 @@
             <w:r>
               <w:rPr>
                 <w:rFonts w:ascii="Arial" w:cs="Arial" w:eastAsia="Arial" w:hAnsi="Arial"/>
+                <w:b w:val="false"/>
+                <w:bCs w:val="false"/>
+                <w:i w:val="false"/>
+                <w:iCs w:val="false"/>
+                <w:color w:val="000000"/>
+                <w:sz w:val="20"/>
+                <w:szCs w:val="20"/>
+              </w:rPr>
+              <w:t xml:space="preserve">Boolean flags make code readable and reusable. Instead of writing complex conditions repeatedly, create a flag and use it. This is a professional programming pattern used everywhere!</w:t>
+            </w:r>
+            <w:r>
+              <w:rPr>
+                <w:rFonts w:ascii="Arial" w:cs="Arial" w:eastAsia="Arial" w:hAnsi="Arial"/>
+                <w:sz w:val="20"/>
+                <w:szCs w:val="20"/>
+              </w:rPr>
+              <w:br/>
+              <w:t xml:space="preserve"/>
+            </w:r>
+            <w:r>
+              <w:rPr>
+                <w:rFonts w:ascii="Arial" w:cs="Arial" w:eastAsia="Arial" w:hAnsi="Arial"/>
                 <w:sz w:val="20"/>
                 <w:szCs w:val="20"/>
               </w:rPr>
@@ -1190,7 +1212,7 @@
                 <w:sz w:val="20"/>
                 <w:szCs w:val="20"/>
               </w:rPr>
-              <w:t xml:space="preserve">: is_positive = num &gt; 0, is_even = num % 2 == 0, is_big = num &gt; 100 -</w:t>
+              <w:t xml:space="preserve">Use Boolean flags to check if a number is:</w:t>
             </w:r>
             <w:r>
               <w:rPr>
@@ -1225,7 +1247,7 @@
                 <w:sz w:val="20"/>
                 <w:szCs w:val="20"/>
               </w:rPr>
-              <w:t xml:space="preserve">: can_edit = is_staff or is_author, can_delete = is_admin, can_view = is_public or has_permission -</w:t>
+              <w:t xml:space="preserve">Create a permission system using flags. A user can:</w:t>
             </w:r>
             <w:r>
               <w:rPr>
@@ -1260,7 +1282,7 @@
                 <w:sz w:val="20"/>
                 <w:szCs w:val="20"/>
               </w:rPr>
-              <w:t xml:space="preserve">: can_watch = parent_approved and age &gt;= movie_rating, should_warn = extreme_content and age &lt; 18, is_restricted = not has_subscription ---…</w:t>
+              <w:t xml:space="preserve">Edit if they are staff OR the original author</w:t>
             </w:r>
             <w:r>
               <w:rPr>
@@ -1640,6 +1662,19 @@
           <w:szCs w:val="20"/>
         </w:rPr>
         <w:t xml:space="preserve">can_*: can_vote, can_drive, can_enter</w:t>
+      </w:r>
+    </w:p>
+    <w:p>
+      <w:pPr>
+        <w:spacing w:after="60"/>
+      </w:pPr>
+      <w:r>
+        <w:rPr>
+          <w:rFonts w:ascii="Arial" w:cs="Arial" w:eastAsia="Arial" w:hAnsi="Arial"/>
+          <w:sz w:val="20"/>
+          <w:szCs w:val="20"/>
+        </w:rPr>
+        <w:t xml:space="preserve">Boolean flags make code readable and reusable. Instead of writing complex conditions repeatedly, create a flag and use it. This is a professional programming pattern used everywhere!</w:t>
       </w:r>
     </w:p>
     <w:p>
@@ -4395,7 +4430,7 @@
           <w:sz w:val="20"/>
           <w:szCs w:val="20"/>
         </w:rPr>
-        <w:t xml:space="preserve">: is_positive = num &gt; 0, is_even = num % 2 == 0, is_big = num &gt; 100 -</w:t>
+        <w:t xml:space="preserve">Use Boolean flags to check if a number is:</w:t>
       </w:r>
     </w:p>
     <w:p>
@@ -4418,7 +4453,7 @@
           <w:sz w:val="20"/>
           <w:szCs w:val="20"/>
         </w:rPr>
-        <w:t xml:space="preserve">: can_edit = is_staff or is_author, can_delete = is_admin, can_view = is_public or has_permission -</w:t>
+        <w:t xml:space="preserve">Create a permission system using flags. A user can:</w:t>
       </w:r>
     </w:p>
     <w:p>
@@ -4441,7 +4476,7 @@
           <w:sz w:val="20"/>
           <w:szCs w:val="20"/>
         </w:rPr>
-        <w:t xml:space="preserve">: can_watch = parent_approved and age &gt;= movie_rating, should_warn = extreme_content and age &lt; 18, is_restricted = not has_subscription --- ## Sample Answers ### Problem 1 Example ### Problem 2 Example ### Problem 3 Example --- ## Key Takeaway Boolean flags make code readable and reusable. Instead o</w:t>
+        <w:t xml:space="preserve">Edit if they are staff OR the original author</w:t>
       </w:r>
     </w:p>
     <w:p>

--- a/Coding 1 - year/Unit 3 - Conditionals/Daily Lesson Plans/Word/Day 49.docx
+++ b/Coding 1 - year/Unit 3 - Conditionals/Daily Lesson Plans/Word/Day 49.docx
@@ -1212,7 +1212,7 @@
                 <w:sz w:val="20"/>
                 <w:szCs w:val="20"/>
               </w:rPr>
-              <w:t xml:space="preserve">Use Boolean flags to check if a number is:</w:t>
+              <w:t xml:space="preserve">Use Boolean flags to check if a number is: 1. Positive 2. Even 3. Greater than 100 ---</w:t>
             </w:r>
             <w:r>
               <w:rPr>
@@ -1247,7 +1247,7 @@
                 <w:sz w:val="20"/>
                 <w:szCs w:val="20"/>
               </w:rPr>
-              <w:t xml:space="preserve">Create a permission system using flags. A user can:</w:t>
+              <w:t xml:space="preserve">Create a permission system using flags. A user can: - Edit if they are staff OR the original author - Delete if they are admin - View if the…</w:t>
             </w:r>
             <w:r>
               <w:rPr>
@@ -1282,7 +1282,7 @@
                 <w:sz w:val="20"/>
                 <w:szCs w:val="20"/>
               </w:rPr>
-              <w:t xml:space="preserve">Edit if they are staff OR the original author</w:t>
+              <w:t xml:space="preserve">Create a movie rating system using flags. A movie can be watched if: - Parental approval is given (parent_approved = True) AND - They are ol…</w:t>
             </w:r>
             <w:r>
               <w:rPr>
@@ -4430,7 +4430,7 @@
           <w:sz w:val="20"/>
           <w:szCs w:val="20"/>
         </w:rPr>
-        <w:t xml:space="preserve">Use Boolean flags to check if a number is:</w:t>
+        <w:t xml:space="preserve">Beginner Use Boolean flags to check if a number is: 1. Positive 2. Even 3. Greater than 100 ---</w:t>
       </w:r>
     </w:p>
     <w:p>
@@ -4453,7 +4453,7 @@
           <w:sz w:val="20"/>
           <w:szCs w:val="20"/>
         </w:rPr>
-        <w:t xml:space="preserve">Create a permission system using flags. A user can:</w:t>
+        <w:t xml:space="preserve">Intermediate Create a permission system using flags. A user can: - Edit if they are staff OR the original author - Delete if they are admin - View if the document is public OR they have permission ---</w:t>
       </w:r>
     </w:p>
     <w:p>
@@ -4476,7 +4476,7 @@
           <w:sz w:val="20"/>
           <w:szCs w:val="20"/>
         </w:rPr>
-        <w:t xml:space="preserve">Edit if they are staff OR the original author</w:t>
+        <w:t xml:space="preserve">Challenge Create a movie rating system using flags. A movie can be watched if: - Parental approval is given (parent_approved = True) AND - They are old enough (age &gt;= movie_rating) Also track: - should_warn: Movie has extreme content and user is under 18 - is_restricted: Movie requires paid subscrip</w:t>
       </w:r>
     </w:p>
     <w:p>
